--- a/storage/templates/normalized-docx/BM-162/BM-162_normalized.docx
+++ b/storage/templates/normalized-docx/BM-162/BM-162_normalized.docx
@@ -943,7 +943,7 @@
           <w:szCs w:val="24"/>
           <w:lang w:val="en-US" w:eastAsia="en-US"/>
         </w:rPr>
-        <w:t>{{document.field}}</w:t>
+        <w:t>{{document.fullDocumentCode}}</w:t>
       </w:r>
     </w:p>
     <w:p>
@@ -980,7 +980,7 @@
           <w:szCs w:val="24"/>
           <w:lang w:val="en-US" w:eastAsia="en-US"/>
         </w:rPr>
-        <w:t>{{document.field}}</w:t>
+        <w:t>{{document.issueDate}}</w:t>
       </w:r>
     </w:p>
     <w:p>
@@ -1056,7 +1056,7 @@
           <w:szCs w:val="24"/>
           <w:lang w:val="en-US" w:eastAsia="en-US"/>
         </w:rPr>
-        <w:t>{{document.field}}</w:t>
+        <w:t>{{person.dateOfBirth}}</w:t>
       </w:r>
     </w:p>
     <w:p>
@@ -1091,7 +1091,7 @@
           <w:szCs w:val="24"/>
           <w:lang w:val="en-US" w:eastAsia="en-US"/>
         </w:rPr>
-        <w:t xml:space="preserve">{{document.field}}</w:t>
+        <w:t xml:space="preserve">{{person.dateOfBirth}}</w:t>
       </w:r>
     </w:p>
     <w:p>
@@ -1128,7 +1128,7 @@
         </w:rPr>
         <w:t>i ở hiện nay:</w:t>
         <w:tab/>
-        <w:t xml:space="preserve">{{document.field}}</w:t>
+        <w:t xml:space="preserve">{{person.dateOfBirth}}</w:t>
       </w:r>
     </w:p>
     <w:p>
@@ -1158,7 +1158,7 @@
           <w:szCs w:val="24"/>
           <w:lang w:val="en-US" w:eastAsia="en-US"/>
         </w:rPr>
-        <w:t>{{document.field}}</w:t>
+        <w:t>{{person.personFullName}}</w:t>
       </w:r>
       <w:r>
         <w:rPr>
@@ -1196,7 +1196,7 @@
           <w:szCs w:val="24"/>
           <w:lang w:val="en-US" w:eastAsia="en-US"/>
         </w:rPr>
-        <w:t>{{document.field}}</w:t>
+        <w:t>{{person.currentAddress}}</w:t>
         <w:tab/>
         <w:t xml:space="preserve"> </w:t>
       </w:r>
@@ -1247,7 +1247,7 @@
           <w:szCs w:val="24"/>
           <w:lang w:val="en-US" w:eastAsia="en-US"/>
         </w:rPr>
-        <w:t>{{document.field}}</w:t>
+        <w:t>{{person.occupation}}</w:t>
         <w:tab/>
       </w:r>
     </w:p>
@@ -1307,7 +1307,7 @@
           <w:szCs w:val="24"/>
           <w:lang w:val="en-US" w:eastAsia="en-US"/>
         </w:rPr>
-        <w:t>{{document.field}}</w:t>
+        <w:t>{{person.idNumber}}</w:t>
         <w:tab/>
         <w:t xml:space="preserve"> </w:t>
       </w:r>
